--- a/output/docx/es/BUFR_TableD_es_00.docx
+++ b/output/docx/es/BUFR_TableD_es_00.docx
@@ -2979,7 +2979,7 @@
           <w:i/>
           <w:sz w:val="14"/>
         </w:rPr>
-        <w:t>Note 32: Puede considerarse que, como sólo son posibles las adiciones, sólo se permiten líneas completas; pero puede pensarse que las zonas locales requerirán tanto cambios como adiciones, de modo que en cualquier caso es mejor y más claro ofrecer descripciones para todos los campos.</w:t>
+        <w:t>Note D32: Puede considerarse que, como sólo son posibles las adiciones, sólo se permiten líneas completas; pero puede pensarse que las zonas locales requerirán tanto cambios como adiciones, de modo que en cualquier caso es mejor y más claro ofrecer descripciones para todos los campos.</w:t>
       </w:r>
     </w:p>
     <w:p>
@@ -2989,7 +2989,7 @@
           <w:i/>
           <w:sz w:val="14"/>
         </w:rPr>
-        <w:t>Note 33: Para elementos que definen o son definidos es preferible utilizar los diferentes descriptores de la Clase 00, del mismo modo que los diferentes descriptores corresponden a la presión considerada como coordenada o a la presión medida en determinado punto; de otra manera se necesitarían reglas especiales para interpretar un mensaje. Las entradas 0 00 010 a 0 00 012 definen a F, X e Y para las Tablas B y D; la entrada 0 00 030 es un descriptor que se utiliza para datos y proporciona los valores de F, X e Y que definen secuencias para las entradas de la Tabla D.</w:t>
+        <w:t>Note D33: Para elementos que definen o son definidos es preferible utilizar los diferentes descriptores de la Clase 00, del mismo modo que los diferentes descriptores corresponden a la presión considerada como coordenada o a la presión medida en determinado punto; de otra manera se necesitarían reglas especiales para interpretar un mensaje. Las entradas 0 00 010 a 0 00 012 definen a F, X e Y para las Tablas B y D; la entrada 0 00 030 es un descriptor que se utiliza para datos y proporciona los valores de F, X e Y que definen secuencias para las entradas de la Tabla D.</w:t>
       </w:r>
     </w:p>
     <w:p>
@@ -2999,7 +2999,7 @@
           <w:i/>
           <w:sz w:val="14"/>
         </w:rPr>
-        <w:t>Note 63: Estas entradas tienen la ventaja de permitir actualizar las cifras de clave y la descripción de datos de la Tabla A.</w:t>
+        <w:t>Note D63: Estas entradas tienen la ventaja de permitir actualizar las cifras de clave y la descripción de datos de la Tabla A.</w:t>
       </w:r>
     </w:p>
     <w:sectPr>
